--- a/src/OpenXmlHtml.Tests/WordListNumberingTests.MixedOrderedAndUnordered.DotNet.verified.docx
+++ b/src/OpenXmlHtml.Tests/WordListNumberingTests.MixedOrderedAndUnordered.DotNet.verified.docx
@@ -38,6 +38,10 @@
         <w:t xml:space="preserve">Another numbered</w:t>
       </w:r>
     </w:p>
+    <w:sectPr>
+      <w:pgSz w:w="11906" w:h="16838"/>
+      <w:pgMar w:top="1440" w:right="1440" w:bottom="1440" w:left="1440" w:header="720" w:footer="720" w:gutter="0"/>
+    </w:sectPr>
   </w:body>
 </w:document>
 </file>

--- a/src/OpenXmlHtml.Tests/WordListNumberingTests.MixedOrderedAndUnordered.DotNet.verified.docx
+++ b/src/OpenXmlHtml.Tests/WordListNumberingTests.MixedOrderedAndUnordered.DotNet.verified.docx
@@ -9,6 +9,7 @@
           <w:ilvl w:val="0"/>
           <w:numId w:val="2"/>
         </w:numPr>
+        <w:contextualSpacing/>
       </w:pPr>
       <w:r>
         <w:t xml:space="preserve">Numbered </w:t>
@@ -21,6 +22,7 @@
           <w:ilvl w:val="1"/>
           <w:numId w:val="4"/>
         </w:numPr>
+        <w:contextualSpacing/>
       </w:pPr>
       <w:r>
         <w:t xml:space="preserve">Bulleted child</w:t>
@@ -33,6 +35,7 @@
           <w:ilvl w:val="0"/>
           <w:numId w:val="2"/>
         </w:numPr>
+        <w:contextualSpacing/>
       </w:pPr>
       <w:r>
         <w:t xml:space="preserve">Another numbered</w:t>
@@ -53,7 +56,7 @@
     <p2:lvl p2:ilvl="0">
       <p2:start p2:val="1"/>
       <p2:numFmt p2:val="bullet"/>
-      <p2:lvlText p2:val="●"/>
+      <p2:lvlText p2:val=""/>
       <p2:lvlJc p2:val="left"/>
       <p2:pPr>
         <p2:ind p2:left="720" p2:hanging="360"/>
@@ -65,97 +68,97 @@
     <p2:lvl p2:ilvl="1">
       <p2:start p2:val="1"/>
       <p2:numFmt p2:val="bullet"/>
-      <p2:lvlText p2:val="○"/>
+      <p2:lvlText p2:val="o"/>
       <p2:lvlJc p2:val="left"/>
       <p2:pPr>
         <p2:ind p2:left="1440" p2:hanging="360"/>
       </p2:pPr>
       <p2:rPr>
+        <p2:rFonts p2:ascii="Courier New" p2:hAnsi="Courier New"/>
+      </p2:rPr>
+    </p2:lvl>
+    <p2:lvl p2:ilvl="2">
+      <p2:start p2:val="1"/>
+      <p2:numFmt p2:val="bullet"/>
+      <p2:lvlText p2:val=""/>
+      <p2:lvlJc p2:val="left"/>
+      <p2:pPr>
+        <p2:ind p2:left="2160" p2:hanging="360"/>
+      </p2:pPr>
+      <p2:rPr>
+        <p2:rFonts p2:ascii="Wingdings" p2:hAnsi="Wingdings"/>
+      </p2:rPr>
+    </p2:lvl>
+    <p2:lvl p2:ilvl="3">
+      <p2:start p2:val="1"/>
+      <p2:numFmt p2:val="bullet"/>
+      <p2:lvlText p2:val=""/>
+      <p2:lvlJc p2:val="left"/>
+      <p2:pPr>
+        <p2:ind p2:left="2880" p2:hanging="360"/>
+      </p2:pPr>
+      <p2:rPr>
         <p2:rFonts p2:ascii="Symbol" p2:hAnsi="Symbol"/>
       </p2:rPr>
     </p2:lvl>
-    <p2:lvl p2:ilvl="2">
-      <p2:start p2:val="1"/>
-      <p2:numFmt p2:val="bullet"/>
-      <p2:lvlText p2:val="■"/>
-      <p2:lvlJc p2:val="left"/>
-      <p2:pPr>
-        <p2:ind p2:left="2160" p2:hanging="360"/>
+    <p2:lvl p2:ilvl="4">
+      <p2:start p2:val="1"/>
+      <p2:numFmt p2:val="bullet"/>
+      <p2:lvlText p2:val="o"/>
+      <p2:lvlJc p2:val="left"/>
+      <p2:pPr>
+        <p2:ind p2:left="3600" p2:hanging="360"/>
+      </p2:pPr>
+      <p2:rPr>
+        <p2:rFonts p2:ascii="Courier New" p2:hAnsi="Courier New"/>
+      </p2:rPr>
+    </p2:lvl>
+    <p2:lvl p2:ilvl="5">
+      <p2:start p2:val="1"/>
+      <p2:numFmt p2:val="bullet"/>
+      <p2:lvlText p2:val=""/>
+      <p2:lvlJc p2:val="left"/>
+      <p2:pPr>
+        <p2:ind p2:left="4320" p2:hanging="360"/>
+      </p2:pPr>
+      <p2:rPr>
+        <p2:rFonts p2:ascii="Wingdings" p2:hAnsi="Wingdings"/>
+      </p2:rPr>
+    </p2:lvl>
+    <p2:lvl p2:ilvl="6">
+      <p2:start p2:val="1"/>
+      <p2:numFmt p2:val="bullet"/>
+      <p2:lvlText p2:val=""/>
+      <p2:lvlJc p2:val="left"/>
+      <p2:pPr>
+        <p2:ind p2:left="5040" p2:hanging="360"/>
       </p2:pPr>
       <p2:rPr>
         <p2:rFonts p2:ascii="Symbol" p2:hAnsi="Symbol"/>
       </p2:rPr>
     </p2:lvl>
-    <p2:lvl p2:ilvl="3">
-      <p2:start p2:val="1"/>
-      <p2:numFmt p2:val="bullet"/>
-      <p2:lvlText p2:val="●"/>
-      <p2:lvlJc p2:val="left"/>
-      <p2:pPr>
-        <p2:ind p2:left="2880" p2:hanging="360"/>
-      </p2:pPr>
-      <p2:rPr>
-        <p2:rFonts p2:ascii="Symbol" p2:hAnsi="Symbol"/>
-      </p2:rPr>
-    </p2:lvl>
-    <p2:lvl p2:ilvl="4">
-      <p2:start p2:val="1"/>
-      <p2:numFmt p2:val="bullet"/>
-      <p2:lvlText p2:val="○"/>
-      <p2:lvlJc p2:val="left"/>
-      <p2:pPr>
-        <p2:ind p2:left="3600" p2:hanging="360"/>
-      </p2:pPr>
-      <p2:rPr>
-        <p2:rFonts p2:ascii="Symbol" p2:hAnsi="Symbol"/>
-      </p2:rPr>
-    </p2:lvl>
-    <p2:lvl p2:ilvl="5">
-      <p2:start p2:val="1"/>
-      <p2:numFmt p2:val="bullet"/>
-      <p2:lvlText p2:val="■"/>
-      <p2:lvlJc p2:val="left"/>
-      <p2:pPr>
-        <p2:ind p2:left="4320" p2:hanging="360"/>
-      </p2:pPr>
-      <p2:rPr>
-        <p2:rFonts p2:ascii="Symbol" p2:hAnsi="Symbol"/>
-      </p2:rPr>
-    </p2:lvl>
-    <p2:lvl p2:ilvl="6">
-      <p2:start p2:val="1"/>
-      <p2:numFmt p2:val="bullet"/>
-      <p2:lvlText p2:val="●"/>
-      <p2:lvlJc p2:val="left"/>
-      <p2:pPr>
-        <p2:ind p2:left="5040" p2:hanging="360"/>
-      </p2:pPr>
-      <p2:rPr>
-        <p2:rFonts p2:ascii="Symbol" p2:hAnsi="Symbol"/>
-      </p2:rPr>
-    </p2:lvl>
     <p2:lvl p2:ilvl="7">
       <p2:start p2:val="1"/>
       <p2:numFmt p2:val="bullet"/>
-      <p2:lvlText p2:val="○"/>
+      <p2:lvlText p2:val="o"/>
       <p2:lvlJc p2:val="left"/>
       <p2:pPr>
         <p2:ind p2:left="5760" p2:hanging="360"/>
       </p2:pPr>
       <p2:rPr>
-        <p2:rFonts p2:ascii="Symbol" p2:hAnsi="Symbol"/>
+        <p2:rFonts p2:ascii="Courier New" p2:hAnsi="Courier New"/>
       </p2:rPr>
     </p2:lvl>
     <p2:lvl p2:ilvl="8">
       <p2:start p2:val="1"/>
       <p2:numFmt p2:val="bullet"/>
-      <p2:lvlText p2:val="■"/>
+      <p2:lvlText p2:val=""/>
       <p2:lvlJc p2:val="left"/>
       <p2:pPr>
         <p2:ind p2:left="6480" p2:hanging="360"/>
       </p2:pPr>
       <p2:rPr>
-        <p2:rFonts p2:ascii="Symbol" p2:hAnsi="Symbol"/>
+        <p2:rFonts p2:ascii="Wingdings" p2:hAnsi="Wingdings"/>
       </p2:rPr>
     </p2:lvl>
   </abstractNum>

--- a/src/OpenXmlHtml.Tests/WordListNumberingTests.MixedOrderedAndUnordered.DotNet.verified.docx
+++ b/src/OpenXmlHtml.Tests/WordListNumberingTests.MixedOrderedAndUnordered.DotNet.verified.docx
@@ -59,7 +59,7 @@
       <p2:lvlText p2:val=""/>
       <p2:lvlJc p2:val="left"/>
       <p2:pPr>
-        <p2:ind p2:left="720" p2:hanging="360"/>
+        <p2:ind p2:left="240" p2:hanging="180"/>
       </p2:pPr>
       <p2:rPr>
         <p2:rFonts p2:ascii="Symbol" p2:hAnsi="Symbol"/>
@@ -71,7 +71,7 @@
       <p2:lvlText p2:val="o"/>
       <p2:lvlJc p2:val="left"/>
       <p2:pPr>
-        <p2:ind p2:left="1440" p2:hanging="360"/>
+        <p2:ind p2:left="480" p2:hanging="180"/>
       </p2:pPr>
       <p2:rPr>
         <p2:rFonts p2:ascii="Courier New" p2:hAnsi="Courier New"/>
@@ -83,7 +83,7 @@
       <p2:lvlText p2:val=""/>
       <p2:lvlJc p2:val="left"/>
       <p2:pPr>
-        <p2:ind p2:left="2160" p2:hanging="360"/>
+        <p2:ind p2:left="720" p2:hanging="180"/>
       </p2:pPr>
       <p2:rPr>
         <p2:rFonts p2:ascii="Wingdings" p2:hAnsi="Wingdings"/>
@@ -95,7 +95,7 @@
       <p2:lvlText p2:val=""/>
       <p2:lvlJc p2:val="left"/>
       <p2:pPr>
-        <p2:ind p2:left="2880" p2:hanging="360"/>
+        <p2:ind p2:left="960" p2:hanging="180"/>
       </p2:pPr>
       <p2:rPr>
         <p2:rFonts p2:ascii="Symbol" p2:hAnsi="Symbol"/>
@@ -107,7 +107,7 @@
       <p2:lvlText p2:val="o"/>
       <p2:lvlJc p2:val="left"/>
       <p2:pPr>
-        <p2:ind p2:left="3600" p2:hanging="360"/>
+        <p2:ind p2:left="1200" p2:hanging="180"/>
       </p2:pPr>
       <p2:rPr>
         <p2:rFonts p2:ascii="Courier New" p2:hAnsi="Courier New"/>
@@ -119,7 +119,7 @@
       <p2:lvlText p2:val=""/>
       <p2:lvlJc p2:val="left"/>
       <p2:pPr>
-        <p2:ind p2:left="4320" p2:hanging="360"/>
+        <p2:ind p2:left="1440" p2:hanging="180"/>
       </p2:pPr>
       <p2:rPr>
         <p2:rFonts p2:ascii="Wingdings" p2:hAnsi="Wingdings"/>
@@ -131,7 +131,7 @@
       <p2:lvlText p2:val=""/>
       <p2:lvlJc p2:val="left"/>
       <p2:pPr>
-        <p2:ind p2:left="5040" p2:hanging="360"/>
+        <p2:ind p2:left="1680" p2:hanging="180"/>
       </p2:pPr>
       <p2:rPr>
         <p2:rFonts p2:ascii="Symbol" p2:hAnsi="Symbol"/>
@@ -143,7 +143,7 @@
       <p2:lvlText p2:val="o"/>
       <p2:lvlJc p2:val="left"/>
       <p2:pPr>
-        <p2:ind p2:left="5760" p2:hanging="360"/>
+        <p2:ind p2:left="1920" p2:hanging="180"/>
       </p2:pPr>
       <p2:rPr>
         <p2:rFonts p2:ascii="Courier New" p2:hAnsi="Courier New"/>
@@ -155,7 +155,7 @@
       <p2:lvlText p2:val=""/>
       <p2:lvlJc p2:val="left"/>
       <p2:pPr>
-        <p2:ind p2:left="6480" p2:hanging="360"/>
+        <p2:ind p2:left="2160" p2:hanging="180"/>
       </p2:pPr>
       <p2:rPr>
         <p2:rFonts p2:ascii="Wingdings" p2:hAnsi="Wingdings"/>
@@ -170,7 +170,7 @@
       <p2:lvlText p2:val="%1."/>
       <p2:lvlJc p2:val="left"/>
       <p2:pPr>
-        <p2:ind p2:left="720" p2:hanging="360"/>
+        <p2:ind p2:left="240" p2:hanging="180"/>
       </p2:pPr>
     </p2:lvl>
     <p2:lvl p2:ilvl="1">
@@ -179,7 +179,7 @@
       <p2:lvlText p2:val="%2."/>
       <p2:lvlJc p2:val="left"/>
       <p2:pPr>
-        <p2:ind p2:left="1440" p2:hanging="360"/>
+        <p2:ind p2:left="480" p2:hanging="180"/>
       </p2:pPr>
     </p2:lvl>
     <p2:lvl p2:ilvl="2">
@@ -188,7 +188,7 @@
       <p2:lvlText p2:val="%3."/>
       <p2:lvlJc p2:val="left"/>
       <p2:pPr>
-        <p2:ind p2:left="2160" p2:hanging="360"/>
+        <p2:ind p2:left="720" p2:hanging="180"/>
       </p2:pPr>
     </p2:lvl>
     <p2:lvl p2:ilvl="3">
@@ -197,7 +197,7 @@
       <p2:lvlText p2:val="%4."/>
       <p2:lvlJc p2:val="left"/>
       <p2:pPr>
-        <p2:ind p2:left="2880" p2:hanging="360"/>
+        <p2:ind p2:left="960" p2:hanging="180"/>
       </p2:pPr>
     </p2:lvl>
     <p2:lvl p2:ilvl="4">
@@ -206,7 +206,7 @@
       <p2:lvlText p2:val="%5."/>
       <p2:lvlJc p2:val="left"/>
       <p2:pPr>
-        <p2:ind p2:left="3600" p2:hanging="360"/>
+        <p2:ind p2:left="1200" p2:hanging="180"/>
       </p2:pPr>
     </p2:lvl>
     <p2:lvl p2:ilvl="5">
@@ -215,7 +215,7 @@
       <p2:lvlText p2:val="%6."/>
       <p2:lvlJc p2:val="left"/>
       <p2:pPr>
-        <p2:ind p2:left="4320" p2:hanging="360"/>
+        <p2:ind p2:left="1440" p2:hanging="180"/>
       </p2:pPr>
     </p2:lvl>
     <p2:lvl p2:ilvl="6">
@@ -224,7 +224,7 @@
       <p2:lvlText p2:val="%7."/>
       <p2:lvlJc p2:val="left"/>
       <p2:pPr>
-        <p2:ind p2:left="5040" p2:hanging="360"/>
+        <p2:ind p2:left="1680" p2:hanging="180"/>
       </p2:pPr>
     </p2:lvl>
     <p2:lvl p2:ilvl="7">
@@ -233,7 +233,7 @@
       <p2:lvlText p2:val="%8."/>
       <p2:lvlJc p2:val="left"/>
       <p2:pPr>
-        <p2:ind p2:left="5760" p2:hanging="360"/>
+        <p2:ind p2:left="1920" p2:hanging="180"/>
       </p2:pPr>
     </p2:lvl>
     <p2:lvl p2:ilvl="8">
@@ -242,7 +242,7 @@
       <p2:lvlText p2:val="%9."/>
       <p2:lvlJc p2:val="left"/>
       <p2:pPr>
-        <p2:ind p2:left="6480" p2:hanging="360"/>
+        <p2:ind p2:left="2160" p2:hanging="180"/>
       </p2:pPr>
     </p2:lvl>
   </abstractNum>

--- a/src/OpenXmlHtml.Tests/WordListNumberingTests.MixedOrderedAndUnordered.DotNet.verified.docx
+++ b/src/OpenXmlHtml.Tests/WordListNumberingTests.MixedOrderedAndUnordered.DotNet.verified.docx
@@ -59,7 +59,7 @@
       <p2:lvlText p2:val=""/>
       <p2:lvlJc p2:val="left"/>
       <p2:pPr>
-        <p2:ind p2:left="240" p2:hanging="180"/>
+        <p2:ind p2:left="480" p2:hanging="240"/>
       </p2:pPr>
       <p2:rPr>
         <p2:rFonts p2:ascii="Symbol" p2:hAnsi="Symbol"/>
@@ -71,7 +71,7 @@
       <p2:lvlText p2:val="o"/>
       <p2:lvlJc p2:val="left"/>
       <p2:pPr>
-        <p2:ind p2:left="480" p2:hanging="180"/>
+        <p2:ind p2:left="960" p2:hanging="240"/>
       </p2:pPr>
       <p2:rPr>
         <p2:rFonts p2:ascii="Courier New" p2:hAnsi="Courier New"/>
@@ -83,7 +83,7 @@
       <p2:lvlText p2:val=""/>
       <p2:lvlJc p2:val="left"/>
       <p2:pPr>
-        <p2:ind p2:left="720" p2:hanging="180"/>
+        <p2:ind p2:left="1440" p2:hanging="240"/>
       </p2:pPr>
       <p2:rPr>
         <p2:rFonts p2:ascii="Wingdings" p2:hAnsi="Wingdings"/>
@@ -95,7 +95,7 @@
       <p2:lvlText p2:val=""/>
       <p2:lvlJc p2:val="left"/>
       <p2:pPr>
-        <p2:ind p2:left="960" p2:hanging="180"/>
+        <p2:ind p2:left="1920" p2:hanging="240"/>
       </p2:pPr>
       <p2:rPr>
         <p2:rFonts p2:ascii="Symbol" p2:hAnsi="Symbol"/>
@@ -107,7 +107,7 @@
       <p2:lvlText p2:val="o"/>
       <p2:lvlJc p2:val="left"/>
       <p2:pPr>
-        <p2:ind p2:left="1200" p2:hanging="180"/>
+        <p2:ind p2:left="2400" p2:hanging="240"/>
       </p2:pPr>
       <p2:rPr>
         <p2:rFonts p2:ascii="Courier New" p2:hAnsi="Courier New"/>
@@ -119,7 +119,7 @@
       <p2:lvlText p2:val=""/>
       <p2:lvlJc p2:val="left"/>
       <p2:pPr>
-        <p2:ind p2:left="1440" p2:hanging="180"/>
+        <p2:ind p2:left="2880" p2:hanging="240"/>
       </p2:pPr>
       <p2:rPr>
         <p2:rFonts p2:ascii="Wingdings" p2:hAnsi="Wingdings"/>
@@ -131,7 +131,7 @@
       <p2:lvlText p2:val=""/>
       <p2:lvlJc p2:val="left"/>
       <p2:pPr>
-        <p2:ind p2:left="1680" p2:hanging="180"/>
+        <p2:ind p2:left="3360" p2:hanging="240"/>
       </p2:pPr>
       <p2:rPr>
         <p2:rFonts p2:ascii="Symbol" p2:hAnsi="Symbol"/>
@@ -143,7 +143,7 @@
       <p2:lvlText p2:val="o"/>
       <p2:lvlJc p2:val="left"/>
       <p2:pPr>
-        <p2:ind p2:left="1920" p2:hanging="180"/>
+        <p2:ind p2:left="3840" p2:hanging="240"/>
       </p2:pPr>
       <p2:rPr>
         <p2:rFonts p2:ascii="Courier New" p2:hAnsi="Courier New"/>
@@ -155,7 +155,7 @@
       <p2:lvlText p2:val=""/>
       <p2:lvlJc p2:val="left"/>
       <p2:pPr>
-        <p2:ind p2:left="2160" p2:hanging="180"/>
+        <p2:ind p2:left="4320" p2:hanging="240"/>
       </p2:pPr>
       <p2:rPr>
         <p2:rFonts p2:ascii="Wingdings" p2:hAnsi="Wingdings"/>
@@ -170,7 +170,7 @@
       <p2:lvlText p2:val="%1."/>
       <p2:lvlJc p2:val="left"/>
       <p2:pPr>
-        <p2:ind p2:left="240" p2:hanging="180"/>
+        <p2:ind p2:left="480" p2:hanging="240"/>
       </p2:pPr>
     </p2:lvl>
     <p2:lvl p2:ilvl="1">
@@ -179,7 +179,7 @@
       <p2:lvlText p2:val="%2."/>
       <p2:lvlJc p2:val="left"/>
       <p2:pPr>
-        <p2:ind p2:left="480" p2:hanging="180"/>
+        <p2:ind p2:left="960" p2:hanging="240"/>
       </p2:pPr>
     </p2:lvl>
     <p2:lvl p2:ilvl="2">
@@ -188,7 +188,7 @@
       <p2:lvlText p2:val="%3."/>
       <p2:lvlJc p2:val="left"/>
       <p2:pPr>
-        <p2:ind p2:left="720" p2:hanging="180"/>
+        <p2:ind p2:left="1440" p2:hanging="240"/>
       </p2:pPr>
     </p2:lvl>
     <p2:lvl p2:ilvl="3">
@@ -197,7 +197,7 @@
       <p2:lvlText p2:val="%4."/>
       <p2:lvlJc p2:val="left"/>
       <p2:pPr>
-        <p2:ind p2:left="960" p2:hanging="180"/>
+        <p2:ind p2:left="1920" p2:hanging="240"/>
       </p2:pPr>
     </p2:lvl>
     <p2:lvl p2:ilvl="4">
@@ -206,7 +206,7 @@
       <p2:lvlText p2:val="%5."/>
       <p2:lvlJc p2:val="left"/>
       <p2:pPr>
-        <p2:ind p2:left="1200" p2:hanging="180"/>
+        <p2:ind p2:left="2400" p2:hanging="240"/>
       </p2:pPr>
     </p2:lvl>
     <p2:lvl p2:ilvl="5">
@@ -215,7 +215,7 @@
       <p2:lvlText p2:val="%6."/>
       <p2:lvlJc p2:val="left"/>
       <p2:pPr>
-        <p2:ind p2:left="1440" p2:hanging="180"/>
+        <p2:ind p2:left="2880" p2:hanging="240"/>
       </p2:pPr>
     </p2:lvl>
     <p2:lvl p2:ilvl="6">
@@ -224,7 +224,7 @@
       <p2:lvlText p2:val="%7."/>
       <p2:lvlJc p2:val="left"/>
       <p2:pPr>
-        <p2:ind p2:left="1680" p2:hanging="180"/>
+        <p2:ind p2:left="3360" p2:hanging="240"/>
       </p2:pPr>
     </p2:lvl>
     <p2:lvl p2:ilvl="7">
@@ -233,7 +233,7 @@
       <p2:lvlText p2:val="%8."/>
       <p2:lvlJc p2:val="left"/>
       <p2:pPr>
-        <p2:ind p2:left="1920" p2:hanging="180"/>
+        <p2:ind p2:left="3840" p2:hanging="240"/>
       </p2:pPr>
     </p2:lvl>
     <p2:lvl p2:ilvl="8">
@@ -242,7 +242,7 @@
       <p2:lvlText p2:val="%9."/>
       <p2:lvlJc p2:val="left"/>
       <p2:pPr>
-        <p2:ind p2:left="2160" p2:hanging="180"/>
+        <p2:ind p2:left="4320" p2:hanging="240"/>
       </p2:pPr>
     </p2:lvl>
   </abstractNum>
